--- a/units/u03-三位数乘两位数/04-考前测试/original/U3_四上_第三单元_三位数乘两位数.docx
+++ b/units/u03-三位数乘两位数/04-考前测试/original/U3_四上_第三单元_三位数乘两位数.docx
@@ -4,7 +4,7 @@
   <w:body>
     <w:p>
       <w:pPr>
-        <w:spacing w:before="0" w:after="40" w:line="276" w:lineRule="auto"/>
+        <w:spacing w:before="0" w:after="40" w:line="307" w:lineRule="auto"/>
         <w:jc w:val="center"/>
       </w:pPr>
       <w:r>
@@ -18,7 +18,7 @@
     </w:p>
     <w:p>
       <w:pPr>
-        <w:spacing w:before="0" w:after="60" w:line="276" w:lineRule="auto"/>
+        <w:spacing w:before="0" w:after="60" w:line="307" w:lineRule="auto"/>
         <w:jc w:val="center"/>
       </w:pPr>
       <w:r>
@@ -32,7 +32,7 @@
     </w:p>
     <w:p>
       <w:pPr>
-        <w:spacing w:before="0" w:after="160" w:line="276" w:lineRule="auto"/>
+        <w:spacing w:before="0" w:after="160" w:line="307" w:lineRule="auto"/>
         <w:jc w:val="center"/>
       </w:pPr>
       <w:r>
@@ -46,7 +46,7 @@
     </w:p>
     <w:p>
       <w:pPr>
-        <w:spacing w:before="120" w:after="80" w:line="276" w:lineRule="auto"/>
+        <w:spacing w:before="120" w:after="80" w:line="307" w:lineRule="auto"/>
       </w:pPr>
       <w:r>
         <w:rPr>
@@ -59,7 +59,7 @@
     </w:p>
     <w:p>
       <w:pPr>
-        <w:spacing w:before="0" w:after="80" w:line="276" w:lineRule="auto"/>
+        <w:spacing w:before="0" w:after="80" w:line="307" w:lineRule="auto"/>
       </w:pPr>
       <w:r>
         <w:rPr>
@@ -72,7 +72,19 @@
     </w:p>
     <w:p>
       <w:pPr>
-        <w:spacing w:before="0" w:after="80" w:line="276" w:lineRule="auto"/>
+        <w:spacing w:before="0" w:after="440" w:line="240" w:lineRule="auto"/>
+      </w:pPr>
+      <w:r>
+        <w:rPr>
+          <w:rFonts w:ascii="宋体" w:hAnsi="宋体" w:eastAsia="宋体"/>
+          <w:b w:val="0"/>
+          <w:sz w:val="2"/>
+        </w:rPr>
+      </w:r>
+    </w:p>
+    <w:p>
+      <w:pPr>
+        <w:spacing w:before="0" w:after="80" w:line="307" w:lineRule="auto"/>
       </w:pPr>
       <w:r>
         <w:rPr>
@@ -85,7 +97,19 @@
     </w:p>
     <w:p>
       <w:pPr>
-        <w:spacing w:before="0" w:after="80" w:line="276" w:lineRule="auto"/>
+        <w:spacing w:before="0" w:after="440" w:line="240" w:lineRule="auto"/>
+      </w:pPr>
+      <w:r>
+        <w:rPr>
+          <w:rFonts w:ascii="宋体" w:hAnsi="宋体" w:eastAsia="宋体"/>
+          <w:b w:val="0"/>
+          <w:sz w:val="2"/>
+        </w:rPr>
+      </w:r>
+    </w:p>
+    <w:p>
+      <w:pPr>
+        <w:spacing w:before="0" w:after="80" w:line="307" w:lineRule="auto"/>
       </w:pPr>
       <w:r>
         <w:rPr>
@@ -98,7 +122,19 @@
     </w:p>
     <w:p>
       <w:pPr>
-        <w:spacing w:before="0" w:after="80" w:line="276" w:lineRule="auto"/>
+        <w:spacing w:before="0" w:after="440" w:line="240" w:lineRule="auto"/>
+      </w:pPr>
+      <w:r>
+        <w:rPr>
+          <w:rFonts w:ascii="宋体" w:hAnsi="宋体" w:eastAsia="宋体"/>
+          <w:b w:val="0"/>
+          <w:sz w:val="2"/>
+        </w:rPr>
+      </w:r>
+    </w:p>
+    <w:p>
+      <w:pPr>
+        <w:spacing w:before="0" w:after="80" w:line="307" w:lineRule="auto"/>
       </w:pPr>
       <w:r>
         <w:rPr>
@@ -111,7 +147,19 @@
     </w:p>
     <w:p>
       <w:pPr>
-        <w:spacing w:before="0" w:after="40" w:line="276" w:lineRule="auto"/>
+        <w:spacing w:before="0" w:after="360" w:line="240" w:lineRule="auto"/>
+      </w:pPr>
+      <w:r>
+        <w:rPr>
+          <w:rFonts w:ascii="宋体" w:hAnsi="宋体" w:eastAsia="宋体"/>
+          <w:b w:val="0"/>
+          <w:sz w:val="2"/>
+        </w:rPr>
+      </w:r>
+    </w:p>
+    <w:p>
+      <w:pPr>
+        <w:spacing w:before="0" w:after="120" w:line="307" w:lineRule="auto"/>
       </w:pPr>
       <w:r>
         <w:rPr>
@@ -124,7 +172,7 @@
     </w:p>
     <w:p>
       <w:pPr>
-        <w:spacing w:before="0" w:after="20" w:line="276" w:lineRule="auto"/>
+        <w:spacing w:before="0" w:after="80" w:line="307" w:lineRule="auto"/>
       </w:pPr>
       <w:r>
         <w:rPr>
@@ -137,7 +185,7 @@
     </w:p>
     <w:p>
       <w:pPr>
-        <w:spacing w:before="0" w:after="20" w:line="276" w:lineRule="auto"/>
+        <w:spacing w:before="0" w:after="80" w:line="307" w:lineRule="auto"/>
       </w:pPr>
       <w:r>
         <w:rPr>
@@ -150,7 +198,7 @@
     </w:p>
     <w:p>
       <w:pPr>
-        <w:spacing w:before="0" w:after="20" w:line="276" w:lineRule="auto"/>
+        <w:spacing w:before="0" w:after="80" w:line="307" w:lineRule="auto"/>
       </w:pPr>
       <w:r>
         <w:rPr>
@@ -163,7 +211,7 @@
     </w:p>
     <w:p>
       <w:pPr>
-        <w:spacing w:before="0" w:after="20" w:line="276" w:lineRule="auto"/>
+        <w:spacing w:before="0" w:after="80" w:line="307" w:lineRule="auto"/>
       </w:pPr>
       <w:r>
         <w:rPr>
@@ -176,7 +224,7 @@
     </w:p>
     <w:p>
       <w:pPr>
-        <w:spacing w:before="0" w:after="20" w:line="276" w:lineRule="auto"/>
+        <w:spacing w:before="0" w:after="80" w:line="307" w:lineRule="auto"/>
       </w:pPr>
       <w:r>
         <w:rPr>
@@ -189,7 +237,7 @@
     </w:p>
     <w:p>
       <w:pPr>
-        <w:spacing w:before="0" w:after="80" w:line="276" w:lineRule="auto"/>
+        <w:spacing w:before="0" w:after="80" w:line="307" w:lineRule="auto"/>
       </w:pPr>
       <w:r>
         <w:rPr>
@@ -202,7 +250,19 @@
     </w:p>
     <w:p>
       <w:pPr>
-        <w:spacing w:before="0" w:after="40" w:line="276" w:lineRule="auto"/>
+        <w:spacing w:before="0" w:after="320" w:line="240" w:lineRule="auto"/>
+      </w:pPr>
+      <w:r>
+        <w:rPr>
+          <w:rFonts w:ascii="宋体" w:hAnsi="宋体" w:eastAsia="宋体"/>
+          <w:b w:val="0"/>
+          <w:sz w:val="2"/>
+        </w:rPr>
+      </w:r>
+    </w:p>
+    <w:p>
+      <w:pPr>
+        <w:spacing w:before="0" w:after="120" w:line="307" w:lineRule="auto"/>
       </w:pPr>
       <w:r>
         <w:rPr>
@@ -215,7 +275,7 @@
     </w:p>
     <w:p>
       <w:pPr>
-        <w:spacing w:before="0" w:after="40" w:line="276" w:lineRule="auto"/>
+        <w:spacing w:before="0" w:after="120" w:line="307" w:lineRule="auto"/>
       </w:pPr>
       <w:r>
         <w:rPr>
@@ -228,7 +288,7 @@
     </w:p>
     <w:p>
       <w:pPr>
-        <w:spacing w:before="0" w:after="40" w:line="276" w:lineRule="auto"/>
+        <w:spacing w:before="0" w:after="120" w:line="307" w:lineRule="auto"/>
       </w:pPr>
       <w:r>
         <w:rPr>
@@ -241,7 +301,7 @@
     </w:p>
     <w:p>
       <w:pPr>
-        <w:spacing w:before="0" w:after="40" w:line="276" w:lineRule="auto"/>
+        <w:spacing w:before="0" w:after="120" w:line="307" w:lineRule="auto"/>
       </w:pPr>
       <w:r>
         <w:rPr>
@@ -254,7 +314,7 @@
     </w:p>
     <w:p>
       <w:pPr>
-        <w:spacing w:before="0" w:after="80" w:line="276" w:lineRule="auto"/>
+        <w:spacing w:before="0" w:after="120" w:line="307" w:lineRule="auto"/>
       </w:pPr>
       <w:r>
         <w:rPr>
@@ -267,7 +327,7 @@
     </w:p>
     <w:p>
       <w:pPr>
-        <w:spacing w:before="120" w:after="0" w:line="276" w:lineRule="auto"/>
+        <w:spacing w:before="120" w:after="0" w:line="307" w:lineRule="auto"/>
         <w:jc w:val="center"/>
       </w:pPr>
       <w:r>
@@ -282,7 +342,7 @@
     </w:p>
     <w:sectPr>
       <w:pgSz w:w="11906" w:h="16838"/>
-      <w:pgMar w:top="624" w:right="850" w:bottom="624" w:left="850" w:header="720" w:footer="720" w:gutter="0"/>
+      <w:pgMar w:top="680" w:right="907" w:bottom="680" w:left="907" w:header="720" w:footer="720" w:gutter="0"/>
       <w:cols w:space="720"/>
       <w:docGrid w:linePitch="360"/>
     </w:sectPr>
